--- a/docs/Gender_Neutral_Language_Recognizer_Documentation.docx
+++ b/docs/Gender_Neutral_Language_Recognizer_Documentation.docx
@@ -908,7 +908,7 @@
     </w:p>
     <w:p>
       <w:r>
-        <w:t>Source code / GitHub link: [Insert GitHub link here]</w:t>
+        <w:t>Source code / GitHub link: https://github.com/scotzf/Gender-Neutral-Language-Recognizer</w:t>
       </w:r>
     </w:p>
     <w:p>

--- a/docs/Gender_Neutral_Language_Recognizer_Documentation.docx
+++ b/docs/Gender_Neutral_Language_Recognizer_Documentation.docx
@@ -49,6 +49,42 @@
           <w:sz w:val="24"/>
         </w:rPr>
         <w:t>Denver Ugay</w:t>
+      </w:r>
+    </w:p>
+    <w:p>
+      <w:pPr>
+        <w:jc w:val="center"/>
+      </w:pPr>
+      <w:r>
+        <w:rPr>
+          <w:b/>
+          <w:sz w:val="24"/>
+        </w:rPr>
+        <w:t>Lean Naive</w:t>
+      </w:r>
+    </w:p>
+    <w:p>
+      <w:pPr>
+        <w:jc w:val="center"/>
+      </w:pPr>
+      <w:r>
+        <w:rPr>
+          <w:b/>
+          <w:sz w:val="24"/>
+        </w:rPr>
+        <w:t>Rovilyn Castrodes</w:t>
+      </w:r>
+    </w:p>
+    <w:p>
+      <w:pPr>
+        <w:jc w:val="center"/>
+      </w:pPr>
+      <w:r>
+        <w:rPr>
+          <w:b/>
+          <w:sz w:val="24"/>
+        </w:rPr>
+        <w:t>Krisha Joyce Gulay</w:t>
       </w:r>
     </w:p>
     <w:p>
@@ -1345,7 +1381,7 @@
     </w:p>
     <w:p>
       <w:r>
-        <w:t>I completed a working gender-neutral language recognizer that uses a trie-based finite automaton to detect predefined terms case-insensitively and as whole words, then reports counts and suggested alternatives. I learned how a dictionary of words can be converted into a DFA and how word-boundary checks prevent false matches such as "he" in "the". Limitations: the dictionary is fixed and small, pronouns such as "he" and "she" are flagged even when they refer to a specific person, plural or irregular forms (e.g. "policemen") are not included, and suggestions need human review because the right replacement depends on context.</w:t>
+        <w:t>We completed a working gender-neutral language recognizer that uses a trie-based finite automaton to detect predefined terms case-insensitively and as whole words, then reports counts and suggested alternatives. We learned how a dictionary of words can be converted into a DFA and how word-boundary checks prevent false matches such as "he" in "the". Limitations: the dictionary is fixed and small, pronouns such as "he" and "she" are flagged even when they refer to a specific person, plural or irregular forms (e.g. "policemen") are not included, and suggestions need human review because the right replacement depends on context.</w:t>
       </w:r>
     </w:p>
     <w:p>
@@ -1361,11 +1397,127 @@
         <w:t>References: course notes on finite automata; mammoth.js (docx reading) and pdf.js (PDF reading) via cdnjs. AI assistance: Claude (Anthropic) was used to help build and test the application and draft this document.</w:t>
       </w:r>
     </w:p>
-    <w:p>
-      <w:r>
-        <w:t>Contribution: Denver Ugay (BSCS 3B) – individual project: design, implementation, testing and documentation.</w:t>
-      </w:r>
-    </w:p>
+    <w:tbl>
+      <w:tblPr>
+        <w:tblStyle w:val="TableGrid"/>
+        <w:tblW w:type="auto" w:w="0"/>
+        <w:tblLook w:firstColumn="1" w:firstRow="1" w:lastColumn="0" w:lastRow="0" w:noHBand="0" w:noVBand="1" w:val="04A0"/>
+      </w:tblPr>
+      <w:tblGrid>
+        <w:gridCol w:w="4320"/>
+        <w:gridCol w:w="4320"/>
+      </w:tblGrid>
+      <w:tr>
+        <w:tc>
+          <w:tcPr>
+            <w:tcW w:type="dxa" w:w="4320"/>
+          </w:tcPr>
+          <w:p>
+            <w:r>
+              <w:t>Member</w:t>
+            </w:r>
+          </w:p>
+        </w:tc>
+        <w:tc>
+          <w:tcPr>
+            <w:tcW w:type="dxa" w:w="4320"/>
+          </w:tcPr>
+          <w:p>
+            <w:r>
+              <w:t>Contribution</w:t>
+            </w:r>
+          </w:p>
+        </w:tc>
+      </w:tr>
+      <w:tr>
+        <w:tc>
+          <w:tcPr>
+            <w:tcW w:type="dxa" w:w="4320"/>
+          </w:tcPr>
+          <w:p>
+            <w:r>
+              <w:t>Denver Ugay</w:t>
+            </w:r>
+          </w:p>
+        </w:tc>
+        <w:tc>
+          <w:tcPr>
+            <w:tcW w:type="dxa" w:w="4320"/>
+          </w:tcPr>
+          <w:p>
+            <w:r>
+              <w:t>[Describe contribution]</w:t>
+            </w:r>
+          </w:p>
+        </w:tc>
+      </w:tr>
+      <w:tr>
+        <w:tc>
+          <w:tcPr>
+            <w:tcW w:type="dxa" w:w="4320"/>
+          </w:tcPr>
+          <w:p>
+            <w:r>
+              <w:t>Lean Naive</w:t>
+            </w:r>
+          </w:p>
+        </w:tc>
+        <w:tc>
+          <w:tcPr>
+            <w:tcW w:type="dxa" w:w="4320"/>
+          </w:tcPr>
+          <w:p>
+            <w:r>
+              <w:t>[Describe contribution]</w:t>
+            </w:r>
+          </w:p>
+        </w:tc>
+      </w:tr>
+      <w:tr>
+        <w:tc>
+          <w:tcPr>
+            <w:tcW w:type="dxa" w:w="4320"/>
+          </w:tcPr>
+          <w:p>
+            <w:r>
+              <w:t>Rovilyn Castrodes</w:t>
+            </w:r>
+          </w:p>
+        </w:tc>
+        <w:tc>
+          <w:tcPr>
+            <w:tcW w:type="dxa" w:w="4320"/>
+          </w:tcPr>
+          <w:p>
+            <w:r>
+              <w:t>[Describe contribution]</w:t>
+            </w:r>
+          </w:p>
+        </w:tc>
+      </w:tr>
+      <w:tr>
+        <w:tc>
+          <w:tcPr>
+            <w:tcW w:type="dxa" w:w="4320"/>
+          </w:tcPr>
+          <w:p>
+            <w:r>
+              <w:t>Krisha Joyce Gulay</w:t>
+            </w:r>
+          </w:p>
+        </w:tc>
+        <w:tc>
+          <w:tcPr>
+            <w:tcW w:type="dxa" w:w="4320"/>
+          </w:tcPr>
+          <w:p>
+            <w:r>
+              <w:t>[Describe contribution]</w:t>
+            </w:r>
+          </w:p>
+        </w:tc>
+      </w:tr>
+    </w:tbl>
     <w:sectPr>
       <w:pgSz w:w="12240" w:h="15840"/>
       <w:pgMar w:top="1440" w:right="1800" w:bottom="1440" w:left="1800" w:header="720" w:footer="720" w:gutter="0"/>

--- a/docs/Gender_Neutral_Language_Recognizer_Documentation.docx
+++ b/docs/Gender_Neutral_Language_Recognizer_Documentation.docx
@@ -1397,127 +1397,11 @@
         <w:t>References: course notes on finite automata; mammoth.js (docx reading) and pdf.js (PDF reading) via cdnjs. AI assistance: Claude (Anthropic) was used to help build and test the application and draft this document.</w:t>
       </w:r>
     </w:p>
-    <w:tbl>
-      <w:tblPr>
-        <w:tblStyle w:val="TableGrid"/>
-        <w:tblW w:type="auto" w:w="0"/>
-        <w:tblLook w:firstColumn="1" w:firstRow="1" w:lastColumn="0" w:lastRow="0" w:noHBand="0" w:noVBand="1" w:val="04A0"/>
-      </w:tblPr>
-      <w:tblGrid>
-        <w:gridCol w:w="4320"/>
-        <w:gridCol w:w="4320"/>
-      </w:tblGrid>
-      <w:tr>
-        <w:tc>
-          <w:tcPr>
-            <w:tcW w:type="dxa" w:w="4320"/>
-          </w:tcPr>
-          <w:p>
-            <w:r>
-              <w:t>Member</w:t>
-            </w:r>
-          </w:p>
-        </w:tc>
-        <w:tc>
-          <w:tcPr>
-            <w:tcW w:type="dxa" w:w="4320"/>
-          </w:tcPr>
-          <w:p>
-            <w:r>
-              <w:t>Contribution</w:t>
-            </w:r>
-          </w:p>
-        </w:tc>
-      </w:tr>
-      <w:tr>
-        <w:tc>
-          <w:tcPr>
-            <w:tcW w:type="dxa" w:w="4320"/>
-          </w:tcPr>
-          <w:p>
-            <w:r>
-              <w:t>Denver Ugay</w:t>
-            </w:r>
-          </w:p>
-        </w:tc>
-        <w:tc>
-          <w:tcPr>
-            <w:tcW w:type="dxa" w:w="4320"/>
-          </w:tcPr>
-          <w:p>
-            <w:r>
-              <w:t>[Describe contribution]</w:t>
-            </w:r>
-          </w:p>
-        </w:tc>
-      </w:tr>
-      <w:tr>
-        <w:tc>
-          <w:tcPr>
-            <w:tcW w:type="dxa" w:w="4320"/>
-          </w:tcPr>
-          <w:p>
-            <w:r>
-              <w:t>Lean Naive</w:t>
-            </w:r>
-          </w:p>
-        </w:tc>
-        <w:tc>
-          <w:tcPr>
-            <w:tcW w:type="dxa" w:w="4320"/>
-          </w:tcPr>
-          <w:p>
-            <w:r>
-              <w:t>[Describe contribution]</w:t>
-            </w:r>
-          </w:p>
-        </w:tc>
-      </w:tr>
-      <w:tr>
-        <w:tc>
-          <w:tcPr>
-            <w:tcW w:type="dxa" w:w="4320"/>
-          </w:tcPr>
-          <w:p>
-            <w:r>
-              <w:t>Rovilyn Castrodes</w:t>
-            </w:r>
-          </w:p>
-        </w:tc>
-        <w:tc>
-          <w:tcPr>
-            <w:tcW w:type="dxa" w:w="4320"/>
-          </w:tcPr>
-          <w:p>
-            <w:r>
-              <w:t>[Describe contribution]</w:t>
-            </w:r>
-          </w:p>
-        </w:tc>
-      </w:tr>
-      <w:tr>
-        <w:tc>
-          <w:tcPr>
-            <w:tcW w:type="dxa" w:w="4320"/>
-          </w:tcPr>
-          <w:p>
-            <w:r>
-              <w:t>Krisha Joyce Gulay</w:t>
-            </w:r>
-          </w:p>
-        </w:tc>
-        <w:tc>
-          <w:tcPr>
-            <w:tcW w:type="dxa" w:w="4320"/>
-          </w:tcPr>
-          <w:p>
-            <w:r>
-              <w:t>[Describe contribution]</w:t>
-            </w:r>
-          </w:p>
-        </w:tc>
-      </w:tr>
-    </w:tbl>
+    <w:p>
+      <w:r>
+        <w:t>Contribution: Denver Ugay, Lean Naive, Rovilyn Castrodes and Krisha Joyce Gulay (BSCS 3B) – group project: design, implementation, testing and documentation.</w:t>
+      </w:r>
+    </w:p>
     <w:sectPr>
       <w:pgSz w:w="12240" w:h="15840"/>
       <w:pgMar w:top="1440" w:right="1800" w:bottom="1440" w:left="1800" w:header="720" w:footer="720" w:gutter="0"/>
